--- a/documents/pcca/pCCA_1_Cancer_Roadmap.docx
+++ b/documents/pcca/pCCA_1_Cancer_Roadmap.docx
@@ -43,7 +43,7 @@
           <w:i/>
           <w:sz w:val="18"/>
         </w:rPr>
-        <w:t xml:space="preserve">Standardized document set, 29 October 2026: this is the full-content document for the cancer roadmap. Questions for consensus: pCCA_2_Cancer_Roadmap_Questions.docx. Decision discussion for all settings: pCCA_7_Decision_Discussion.docx. Web page: https://drliuhao.github.io/mh-liver-pathways/hilar/</w:t>
+        <w:t xml:space="preserve">Standardized document set, 29 October 2026: this is the full-content document for the cancer roadmap. Questions for consensus: pCCA_2_Cancer_Roadmap_Questions.docx. Decision discussion for all settings: pCCA_7_Decision_Discussion.docx. Web page: https://drliuhao.github.io/mh-liver-pathways/hilar/ 5 statements corrected on 29 October 2026 against the full texts of papers previously cited from their abstracts.</w:t>
       </w:r>
     </w:p>
     <w:p>
@@ -4596,7 +4596,7 @@
           <w:sz w:val="18"/>
           <w:szCs w:val="18"/>
         </w:rPr>
-        <w:t xml:space="preserve">NCCN lists an option; it does not make this mandatory for every R1 case. The supporting data are retrospective meta-analyses — BSG cites 21 retrospective studies and more than 1,400 patients — plus the single-arm SWOG S0809 phase II trial (2-year survival 67% after R0 and 60% after R1), which this depot carries only as quoted by BSG and not as a primary paper. The Milan consensus states flatly that adjuvant radiotherapy remains unproven, with benefit suggested mainly in R1 and N1 disease.</w:t>
+        <w:t xml:space="preserve">NCCN lists an option; it does not make this mandatory for every R1 case. The supporting data are retrospective meta-analyses — BSG cites 21 retrospective studies and more than 1,400 patients — plus the single-arm SWOG S0809 phase II trial (79 patients, 68% bile duct and 32% gallbladder; 2-year overall survival 67% after R0 and 60% after R1, with no control arm). The Milan consensus states flatly that adjuvant radiotherapy remains unproven, with benefit suggested mainly in R1 and N1 disease.</w:t>
       </w:r>
     </w:p>
     <w:p>
@@ -12516,7 +12516,7 @@
           <w:sz w:val="20"/>
           <w:szCs w:val="20"/>
         </w:rPr>
-        <w:t xml:space="preserve">Revised on 7 October 2026 (Batch 08) after a full-text read of this page's reference depot. All 39 PubMed-indexed references were read in full and abstracted with an independent critique: 19 from the perihilar cholangiocarcinoma depot and 20 shared papers drawn from the intrahepatic CCA depot, which supplies the biliary systemic-therapy trials (ABC-02, TOPAZ-1, KEYNOTE-966, ABC-06, BILCAP, BCAT, PRODIGE-12, ASCOT), the targeted-therapy trials (ClarIDHy, FIGHT-202, FOENIX-CCA2, ROAR, HERIZON-BTC-01), the hepatic arterial infusion trial, the AASLD, BSG, ESMO 2023 and ESMO 2024 interim guidelines, and the two next-generation sequencing studies from the developing centre. Three limits of that read should be named rather than implied. First, one reference is effectively abstract-level: in Gillmeister 2026 (PMID 42698384, a brief report) the Results section did not survive text extraction, so every figure quoted from it comes from its Table 1, abstract and Discussion and is expressed per biopsy rather than per patient, and its patient count, malignancy prevalence and PSC subgroup size could not be read. Second, several linked editorials and correspondence were identified in PubMed but not obtained in full, so no critique point on this page is attributed to them: Alipour's editorial on Bardhi 2025 (PMID 40518235), Bridgewater, Webster and Amin's comment on the DRAINAGE trial (PMID 30122357), the four ABC-06 correspondence letters, and the paywalled Lancet Oncology comments on ClarIDHy, where the cost-of-benefit point is reported second-hand and should be treated as provisional. Third, SWOG S0809 is cited only as quoted by BSG 2023; the primary report is not in this depot, and the non-PubMed sources — NCCN Biliary Tract Cancers v1.2026, OPTN Policy 9, the OPTN review-board guidance, the UTHealth protocol v2, the HOPE4LIVER one-year update, the roadmap itself and its alignment worksheet — were read as documents but not abstracted or critiqued in the same way. Where a figure in the earlier draft could not be traced to any of these sources it has been replaced with one that can, and the removals are visible in the text: the reported incidence split for IDH1 between intrahepatic and extrahepatic disease, and a per-site adjuvant hazard ratio for hilar tumours, are both gone. Built from the Memorial Hermann Perihilar Cholangiocarcinoma System Roadmap, Draft v0.6, dated 4 October 2026 (with the liver-directed treatment revision of 3 October 2026), and its companion Guideline alignment worksheet of the same version and date, which compares AASLD 2023, BSG 2023, the ESMO 2024 interim update, the Asia-Pacific 2024 consensus, OPTN policy and review-board guidance, and NCCN Biliary Tract Cancers v1.2026 (10 March 2026) across sixteen areas. The gates follow the roadmap's own sequence: §2 (its Gate 0, drainage), §3 (define the extent), §4 and §4.1 (tissue and route), §5 (its Gate 1, resectable disease), §6 (its Gate 2, the transplant protocol), and §7 (its Gates 3 and 4). Allocation criteria are from OPTN Policy 9.5.A and 9.4.C–E, official PDF checked 1 October 2026, with the programme's own standard perihilar CCA protocol v2 (policy review 16 July 2026). Perihilar cholangiocarcinoma has no column in the liver-directed therapy matrix, so that section is omitted and the modality positions appear as explicit avoid items instead. This revision changed grades as well as numbers. Forty-five evidence strings were rewritten and twenty-seven of them were regraded downward where the full-text critique did not support the grade assigned from study design, and the reason is given in each string's note; the page now carries one grade-A string where it previously carried seven. No recommendation was removed: the roadmap's positions stand, and the page's job is to say how well supported each one is. This page reproduces a draft pending multidisciplinary and institutional governance review: it is not active clinical policy, it does not replace clinician judgement, and every numeric criterion must be verified against the current source before use.</w:t>
+        <w:t xml:space="preserve">Revised on 7 October 2026 (Batch 08) after a full-text read of this page's reference depot. All 39 PubMed-indexed references were read in full and abstracted with an independent critique: 19 from the perihilar cholangiocarcinoma depot and 20 shared papers drawn from the intrahepatic CCA depot, which supplies the biliary systemic-therapy trials (ABC-02, TOPAZ-1, KEYNOTE-966, ABC-06, BILCAP, BCAT, PRODIGE-12, ASCOT), the targeted-therapy trials (ClarIDHy, FIGHT-202, FOENIX-CCA2, ROAR, HERIZON-BTC-01), the hepatic arterial infusion trial, the AASLD, BSG, ESMO 2023 and ESMO 2024 interim guidelines, and the two next-generation sequencing studies from the developing centre. Three limits of that read should be named rather than implied. First, one reference is effectively abstract-level: in Gillmeister 2026 (PMID 42698384, a brief report) the Results section did not survive text extraction, so every figure quoted from it comes from its Table 1, abstract and Discussion and is expressed per biopsy rather than per patient, and its patient count, malignancy prevalence and PSC subgroup size could not be read. Second, several linked editorials and correspondence were identified in PubMed but not obtained in full, so no critique point on this page is attributed to them: Alipour's editorial on Bardhi 2025 (PMID 40518235), Bridgewater, Webster and Amin's comment on the DRAINAGE trial (PMID 30122357), the four ABC-06 correspondence letters, and the paywalled Lancet Oncology comments on ClarIDHy, where the cost-of-benefit point is reported second-hand and should be treated as provisional. Third, SWOG S0809 was first cited as quoted by BSG 2023; its primary report (Ben-Josef, J Clin Oncol 2015, PMID 25964250) was read in full on 29 October 2026, and the non-PubMed sources — NCCN Biliary Tract Cancers v1.2026, OPTN Policy 9, the OPTN review-board guidance, the UTHealth protocol v2, the HOPE4LIVER one-year update, the roadmap itself and its alignment worksheet — were read as documents but not abstracted or critiqued in the same way. Where a figure in the earlier draft could not be traced to any of these sources it has been replaced with one that can, and the removals are visible in the text: the reported incidence split for IDH1 between intrahepatic and extrahepatic disease, and a per-site adjuvant hazard ratio for hilar tumours, are both gone. Built from the Memorial Hermann Perihilar Cholangiocarcinoma System Roadmap, Draft v0.6, dated 4 October 2026 (with the liver-directed treatment revision of 3 October 2026), and its companion Guideline alignment worksheet of the same version and date, which compares AASLD 2023, BSG 2023, the ESMO 2024 interim update, the Asia-Pacific 2024 consensus, OPTN policy and review-board guidance, and NCCN Biliary Tract Cancers v1.2026 (10 March 2026) across sixteen areas. The gates follow the roadmap's own sequence: §2 (its Gate 0, drainage), §3 (define the extent), §4 and §4.1 (tissue and route), §5 (its Gate 1, resectable disease), §6 (its Gate 2, the transplant protocol), and §7 (its Gates 3 and 4). Allocation criteria are from OPTN Policy 9.5.A and 9.4.C–E, official PDF checked 1 October 2026, with the programme's own standard perihilar CCA protocol v2 (policy review 16 July 2026). Perihilar cholangiocarcinoma has no column in the liver-directed therapy matrix, so that section is omitted and the modality positions appear as explicit avoid items instead. This revision changed grades as well as numbers. Forty-five evidence strings were rewritten and twenty-seven of them were regraded downward where the full-text critique did not support the grade assigned from study design, and the reason is given in each string's note; the page now carries one grade-A string where it previously carried seven. No recommendation was removed: the roadmap's positions stand, and the page's job is to say how well supported each one is. This page reproduces a draft pending multidisciplinary and institutional governance review: it is not active clinical policy, it does not replace clinician judgement, and every numeric criterion must be verified against the current source before use.</w:t>
       </w:r>
     </w:p>
     <w:p>
@@ -17583,7 +17583,7 @@
           <w:sz w:val="17"/>
           <w:szCs w:val="17"/>
         </w:rPr>
-        <w:t xml:space="preserve">Single-arm phase II trial of adjuvant capecitabine and gemcitabine followed by chemoradiation in extrahepatic cholangiocarcinoma and gallbladder cancer; 2-year survival 67% after R0 and 60% after R1 resection, as cited by BSG 2023 in support of its R1 chemoradiation recommendation.</w:t>
+        <w:t xml:space="preserve">Ben-Josef E, et al. J Clin Oncol 2015 (PMID 25964250). Single-arm phase II trial of adjuvant capecitabine and gemcitabine followed by chemoradiation in extrahepatic cholangiocarcinoma and gallbladder cancer (n=79); 2-year overall survival 67% after R0 and 60% after R1 resection, cited by BSG 2023 in support of its R1 chemoradiation recommendation.</w:t>
       </w:r>
     </w:p>
     <w:p>
@@ -38148,7 +38148,7 @@
     </w:p>
     <w:p>
       <w:r>
-        <w:t>STRONG II is a phase II protocol, not an efficacy report (van Loosbroek, BMJ Open 2025, PMID 40669914, DOI 10.1136/bmjopen-2024-097545). ABC-07 RTQA found deviations in 19/41 plans, often reflecting bowel constraints (Eaton, Clin Oncol 2026, PMID 41512568, DOI 10.1016/j.clon.2025.103993). STRONG II benchmark QA describes planning variability, not patient outcomes (van Loosbroek, Radiother Oncol 2026, PMID 42744077, DOI 10.1016/j.radonc.2026.111781). Protect bowel, functional liver and central ducts; optimize drainage and control cholangitis.</w:t>
+        <w:t xml:space="preserve">STRONG II is a phase II protocol, not an efficacy report (van Loosbroek, BMJ Open 2025, PMID 40669914, DOI 10.1136/bmjopen-2024-097545). ABC-07 RTQA found deviations from protocol objectives in 19/41 plans, mostly reduced target coverage to respect duodenal or gastric constraints (Eaton, Clin Oncol 2026, PMID 41512568, DOI 10.1016/j.clon.2025.103993). STRONG II benchmark QA describes contouring and planning variability on one benchmark case across six centres, not patient outcomes (van Loosbroek, Radiother Oncol 2026, PMID 42744077, DOI 10.1016/j.radonc.2026.111781). Protect bowel, functional liver and central ducts; optimize drainage and control cholangitis.</w:t>
       </w:r>
     </w:p>
     <w:p>
